--- a/cac/practica/practica4/Practica4.docx
+++ b/cac/practica/practica4/Practica4.docx
@@ -8675,7 +8675,7 @@
         </mc:Choice>
         <mc:Fallback>
           <w:pict>
-            <v:shape w14:anchorId="03767843" id="Graphic 4" o:spid="_x0000_s1026" style="position:absolute;margin-left:42.55pt;margin-top:814.4pt;width:521.1pt;height:2.25pt;z-index:-15795712;visibility:visible;mso-wrap-style:square;mso-wrap-distance-left:0;mso-wrap-distance-top:0;mso-wrap-distance-right:0;mso-wrap-distance-bottom:0;mso-position-horizontal:absolute;mso-position-horizontal-relative:page;mso-position-vertical:absolute;mso-position-vertical-relative:page;v-text-anchor:top" coordsize="6617970,28575" o:gfxdata="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" path="m,28574l6617970,e" filled="f">
+            <v:shape w14:anchorId="38421610" id="Graphic 4" o:spid="_x0000_s1026" style="position:absolute;margin-left:42.55pt;margin-top:814.4pt;width:521.1pt;height:2.25pt;z-index:-15795712;visibility:visible;mso-wrap-style:square;mso-wrap-distance-left:0;mso-wrap-distance-top:0;mso-wrap-distance-right:0;mso-wrap-distance-bottom:0;mso-position-horizontal:absolute;mso-position-horizontal-relative:page;mso-position-vertical:absolute;mso-position-vertical-relative:page;v-text-anchor:top" coordsize="6617970,28575" o:gfxdata="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" path="m,28574l6617970,e" filled="f">
               <v:path arrowok="t"/>
               <w10:wrap anchorx="page" anchory="page"/>
             </v:shape>
@@ -9055,7 +9055,7 @@
         </mc:Choice>
         <mc:Fallback>
           <w:pict>
-            <v:shape w14:anchorId="12357D77" id="Graphic 1" o:spid="_x0000_s1026" style="position:absolute;margin-left:42.6pt;margin-top:31.7pt;width:523.7pt;height:.5pt;z-index:-15797248;visibility:visible;mso-wrap-style:square;mso-wrap-distance-left:0;mso-wrap-distance-top:0;mso-wrap-distance-right:0;mso-wrap-distance-bottom:0;mso-position-horizontal:absolute;mso-position-horizontal-relative:page;mso-position-vertical:absolute;mso-position-vertical-relative:page;v-text-anchor:top" coordsize="6650990,6350" o:gfxdata="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" path="m6650482,l,,,6096r6650482,l6650482,xe" fillcolor="black" stroked="f">
+            <v:shape w14:anchorId="700583D5" id="Graphic 1" o:spid="_x0000_s1026" style="position:absolute;margin-left:42.6pt;margin-top:31.7pt;width:523.7pt;height:.5pt;z-index:-15797248;visibility:visible;mso-wrap-style:square;mso-wrap-distance-left:0;mso-wrap-distance-top:0;mso-wrap-distance-right:0;mso-wrap-distance-bottom:0;mso-position-horizontal:absolute;mso-position-horizontal-relative:page;mso-position-vertical:absolute;mso-position-vertical-relative:page;v-text-anchor:top" coordsize="6650990,6350" o:gfxdata="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" path="m6650482,l,,,6096r6650482,l6650482,xe" fillcolor="black" stroked="f">
               <v:path arrowok="t"/>
               <w10:wrap anchorx="page" anchory="page"/>
             </v:shape>
